--- a/论文正文.docx
+++ b/论文正文.docx
@@ -281,7 +281,7 @@
     </w:p>
     <w:bookmarkEnd w:id="9"/>
     <w:bookmarkEnd w:id="10"/>
-    <w:bookmarkStart w:id="33" w:name="无电机参数的永磁同步电机模型预测电流控制"/>
+    <w:bookmarkStart w:id="84" w:name="无电机参数的永磁同步电机模型预测电流控制"/>
     <w:p>
       <w:pPr>
         <w:pStyle w:val="Heading1"/>
@@ -537,7 +537,7 @@
     </w:p>
     <w:bookmarkEnd w:id="14"/>
     <w:bookmarkEnd w:id="15"/>
-    <w:bookmarkStart w:id="18" w:name="spmsm的传统模型预测电流控制"/>
+    <w:bookmarkStart w:id="24" w:name="spmsm的传统模型预测电流控制"/>
     <w:p>
       <w:pPr>
         <w:pStyle w:val="Heading2"/>
@@ -2062,7 +2062,7 @@
       </m:oMathPara>
     </w:p>
     <w:bookmarkEnd w:id="16"/>
-    <w:bookmarkStart w:id="17" w:name="传统mpcc"/>
+    <w:bookmarkStart w:id="23" w:name="传统mpcc"/>
     <w:p>
       <w:pPr>
         <w:pStyle w:val="Heading3"/>
@@ -2085,7 +2085,85 @@
         <w:rPr>
           <w:rFonts w:hint="eastAsia"/>
         </w:rPr>
-        <w:t xml:space="preserve">本文采用两电平电压源逆变器（2L-VSI）驱动SPMSM，如图1所示。2L-VSI产生的有限开关状态可表示为：</w:t>
+        <w:t xml:space="preserve">本文采用两电平电压源逆变器（2L-VSI）驱动SPMSM，如图1所示。</w:t>
+      </w:r>
+    </w:p>
+    <w:p>
+      <w:pPr>
+        <w:pStyle w:val="CaptionedFigure"/>
+      </w:pPr>
+      <w:r>
+        <w:drawing>
+          <wp:inline>
+            <wp:extent cx="5334000" cy="1931948"/>
+            <wp:effectExtent b="0" l="0" r="0" t="0"/>
+            <wp:docPr descr="图1 2L-VSI与PMSM" title="" id="18" name="Picture"/>
+            <a:graphic>
+              <a:graphicData uri="http://schemas.openxmlformats.org/drawingml/2006/picture">
+                <pic:pic>
+                  <pic:nvPicPr>
+                    <pic:cNvPr descr="bldc-foc-simulation/fig1.gif" id="19" name="Picture"/>
+                    <pic:cNvPicPr>
+                      <a:picLocks noChangeArrowheads="1" noChangeAspect="1"/>
+                    </pic:cNvPicPr>
+                  </pic:nvPicPr>
+                  <pic:blipFill>
+                    <a:blip r:embed="rId17"/>
+                    <a:stretch>
+                      <a:fillRect/>
+                    </a:stretch>
+                  </pic:blipFill>
+                  <pic:spPr bwMode="auto">
+                    <a:xfrm>
+                      <a:off x="0" y="0"/>
+                      <a:ext cx="5334000" cy="1931948"/>
+                    </a:xfrm>
+                    <a:prstGeom prst="rect">
+                      <a:avLst/>
+                    </a:prstGeom>
+                    <a:noFill/>
+                    <a:ln w="9525">
+                      <a:noFill/>
+                      <a:headEnd/>
+                      <a:tailEnd/>
+                    </a:ln>
+                  </pic:spPr>
+                </pic:pic>
+              </a:graphicData>
+            </a:graphic>
+          </wp:inline>
+        </w:drawing>
+      </w:r>
+    </w:p>
+    <w:p>
+      <w:pPr>
+        <w:pStyle w:val="ImageCaption"/>
+      </w:pPr>
+      <w:r>
+        <w:rPr>
+          <w:rFonts w:hint="eastAsia"/>
+        </w:rPr>
+        <w:t xml:space="preserve">图1</w:t>
+      </w:r>
+      <w:r>
+        <w:t xml:space="preserve"> </w:t>
+      </w:r>
+      <w:r>
+        <w:rPr>
+          <w:rFonts w:hint="eastAsia"/>
+        </w:rPr>
+        <w:t xml:space="preserve">2L-VSI与PMSM</w:t>
+      </w:r>
+    </w:p>
+    <w:p>
+      <w:pPr>
+        <w:pStyle w:val="BodyText"/>
+      </w:pPr>
+      <w:r>
+        <w:rPr>
+          <w:rFonts w:hint="eastAsia"/>
+        </w:rPr>
+        <w:t xml:space="preserve">2L-VSI产生的有限开关状态可表示为：</w:t>
       </w:r>
     </w:p>
     <w:p>
@@ -2756,7 +2834,85 @@
         <w:rPr>
           <w:rFonts w:hint="eastAsia"/>
         </w:rPr>
-        <w:t xml:space="preserve">传统MPCC结构如图2所示，通常包括一步延迟补偿、预测模型建立和代价函数最小化。</w:t>
+        <w:t xml:space="preserve">传统MPCC结构如图2所示。</w:t>
+      </w:r>
+    </w:p>
+    <w:p>
+      <w:pPr>
+        <w:pStyle w:val="CaptionedFigure"/>
+      </w:pPr>
+      <w:r>
+        <w:drawing>
+          <wp:inline>
+            <wp:extent cx="5334000" cy="4065548"/>
+            <wp:effectExtent b="0" l="0" r="0" t="0"/>
+            <wp:docPr descr="图2 传统MPCC控制原理" title="" id="21" name="Picture"/>
+            <a:graphic>
+              <a:graphicData uri="http://schemas.openxmlformats.org/drawingml/2006/picture">
+                <pic:pic>
+                  <pic:nvPicPr>
+                    <pic:cNvPr descr="bldc-foc-simulation/fig2.gif" id="22" name="Picture"/>
+                    <pic:cNvPicPr>
+                      <a:picLocks noChangeArrowheads="1" noChangeAspect="1"/>
+                    </pic:cNvPicPr>
+                  </pic:nvPicPr>
+                  <pic:blipFill>
+                    <a:blip r:embed="rId20"/>
+                    <a:stretch>
+                      <a:fillRect/>
+                    </a:stretch>
+                  </pic:blipFill>
+                  <pic:spPr bwMode="auto">
+                    <a:xfrm>
+                      <a:off x="0" y="0"/>
+                      <a:ext cx="5334000" cy="4065548"/>
+                    </a:xfrm>
+                    <a:prstGeom prst="rect">
+                      <a:avLst/>
+                    </a:prstGeom>
+                    <a:noFill/>
+                    <a:ln w="9525">
+                      <a:noFill/>
+                      <a:headEnd/>
+                      <a:tailEnd/>
+                    </a:ln>
+                  </pic:spPr>
+                </pic:pic>
+              </a:graphicData>
+            </a:graphic>
+          </wp:inline>
+        </w:drawing>
+      </w:r>
+    </w:p>
+    <w:p>
+      <w:pPr>
+        <w:pStyle w:val="ImageCaption"/>
+      </w:pPr>
+      <w:r>
+        <w:rPr>
+          <w:rFonts w:hint="eastAsia"/>
+        </w:rPr>
+        <w:t xml:space="preserve">图2</w:t>
+      </w:r>
+      <w:r>
+        <w:t xml:space="preserve"> </w:t>
+      </w:r>
+      <w:r>
+        <w:rPr>
+          <w:rFonts w:hint="eastAsia"/>
+        </w:rPr>
+        <w:t xml:space="preserve">传统MPCC控制原理</w:t>
+      </w:r>
+    </w:p>
+    <w:p>
+      <w:pPr>
+        <w:pStyle w:val="BodyText"/>
+      </w:pPr>
+      <w:r>
+        <w:rPr>
+          <w:rFonts w:hint="eastAsia"/>
+        </w:rPr>
+        <w:t xml:space="preserve">传统MPCC结构通常包括一步延迟补偿、预测模型建立和代价函数最小化。</w:t>
       </w:r>
     </w:p>
     <w:p>
@@ -3419,9 +3575,9 @@
         </w:pict>
       </w:r>
     </w:p>
-    <w:bookmarkEnd w:id="17"/>
-    <w:bookmarkEnd w:id="18"/>
-    <w:bookmarkStart w:id="24" w:name="无电机参数模型预测电流控制方法"/>
+    <w:bookmarkEnd w:id="23"/>
+    <w:bookmarkEnd w:id="24"/>
+    <w:bookmarkStart w:id="48" w:name="无电机参数模型预测电流控制方法"/>
     <w:p>
       <w:pPr>
         <w:pStyle w:val="Heading2"/>
@@ -3464,7 +3620,74 @@
         <w:rPr>
           <w:rFonts w:hint="eastAsia"/>
         </w:rPr>
-        <w:t xml:space="preserve">为了降低MPC对电机参数精度的强依赖性，本文引入了MPF-MPCC方法，其控制原理图如图3所示，主要包括无电机参数预测模型建立、平衡因子设计和一步延迟补偿。</w:t>
+        <w:t xml:space="preserve">为了降低MPC对电机参数精度的强依赖性，本文引入了MPF-MPCC方法，其控制原理图如图3所示。</w:t>
+      </w:r>
+    </w:p>
+    <w:p>
+      <w:pPr>
+        <w:pStyle w:val="CaptionedFigure"/>
+      </w:pPr>
+      <w:r>
+        <w:drawing>
+          <wp:inline>
+            <wp:extent cx="5334000" cy="5578928"/>
+            <wp:effectExtent b="0" l="0" r="0" t="0"/>
+            <wp:docPr descr="图3 MPF-MPCC控制原理" title="" id="26" name="Picture"/>
+            <a:graphic>
+              <a:graphicData uri="http://schemas.openxmlformats.org/drawingml/2006/picture">
+                <pic:pic>
+                  <pic:nvPicPr>
+                    <pic:cNvPr descr="bldc-foc-simulation/fig3.gif" id="27" name="Picture"/>
+                    <pic:cNvPicPr>
+                      <a:picLocks noChangeArrowheads="1" noChangeAspect="1"/>
+                    </pic:cNvPicPr>
+                  </pic:nvPicPr>
+                  <pic:blipFill>
+                    <a:blip r:embed="rId25"/>
+                    <a:stretch>
+                      <a:fillRect/>
+                    </a:stretch>
+                  </pic:blipFill>
+                  <pic:spPr bwMode="auto">
+                    <a:xfrm>
+                      <a:off x="0" y="0"/>
+                      <a:ext cx="5334000" cy="5578928"/>
+                    </a:xfrm>
+                    <a:prstGeom prst="rect">
+                      <a:avLst/>
+                    </a:prstGeom>
+                    <a:noFill/>
+                    <a:ln w="9525">
+                      <a:noFill/>
+                      <a:headEnd/>
+                      <a:tailEnd/>
+                    </a:ln>
+                  </pic:spPr>
+                </pic:pic>
+              </a:graphicData>
+            </a:graphic>
+          </wp:inline>
+        </w:drawing>
+      </w:r>
+    </w:p>
+    <w:p>
+      <w:pPr>
+        <w:pStyle w:val="ImageCaption"/>
+      </w:pPr>
+      <w:r>
+        <w:rPr>
+          <w:rFonts w:hint="eastAsia"/>
+        </w:rPr>
+        <w:t xml:space="preserve">图3</w:t>
+      </w:r>
+      <w:r>
+        <w:t xml:space="preserve"> </w:t>
+      </w:r>
+      <w:r>
+        <w:rPr>
+          <w:rFonts w:hint="eastAsia"/>
+        </w:rPr>
+        <w:t xml:space="preserve">MPF-MPCC控制原理</w:t>
       </w:r>
     </w:p>
     <w:p>
@@ -3475,10 +3698,21 @@
         <w:rPr>
           <w:rFonts w:hint="eastAsia"/>
         </w:rPr>
+        <w:t xml:space="preserve">主要包括无电机参数预测模型建立、平衡因子设计和一步延迟补偿。</w:t>
+      </w:r>
+    </w:p>
+    <w:p>
+      <w:pPr>
+        <w:pStyle w:val="BodyText"/>
+      </w:pPr>
+      <w:r>
+        <w:rPr>
+          <w:rFonts w:hint="eastAsia"/>
+        </w:rPr>
         <w:t xml:space="preserve">需要说明的是，预测模型的构建过程并非与实际电机模型分离。尽管MPF-MPCC方法与实际电机模型有关联，但电流预测模型的构建过程不包含任何电机参数。</w:t>
       </w:r>
     </w:p>
-    <w:bookmarkStart w:id="19" w:name="无电机参数预测模型的建立"/>
+    <w:bookmarkStart w:id="40" w:name="无电机参数预测模型的建立"/>
     <w:p>
       <w:pPr>
         <w:pStyle w:val="Heading3"/>
@@ -5987,8 +6221,80 @@
         <w:rPr>
           <w:rFonts w:hint="eastAsia"/>
         </w:rPr>
-        <w:t xml:space="preserve">也可以认为是未来时刻最优电压矢量作用于PMSM所产生的预测电流变化，如图4所示，</w:t>
-      </w:r>
+        <w:t xml:space="preserve">也可以认为是未来时刻最优电压矢量作用于PMSM所产生的预测电流变化，如图4所示。</w:t>
+      </w:r>
+    </w:p>
+    <w:p>
+      <w:pPr>
+        <w:pStyle w:val="CaptionedFigure"/>
+      </w:pPr>
+      <w:r>
+        <w:drawing>
+          <wp:inline>
+            <wp:extent cx="5334000" cy="2042531"/>
+            <wp:effectExtent b="0" l="0" r="0" t="0"/>
+            <wp:docPr descr="图4 情况1控制示意图" title="" id="29" name="Picture"/>
+            <a:graphic>
+              <a:graphicData uri="http://schemas.openxmlformats.org/drawingml/2006/picture">
+                <pic:pic>
+                  <pic:nvPicPr>
+                    <pic:cNvPr descr="bldc-foc-simulation/fig4.gif" id="30" name="Picture"/>
+                    <pic:cNvPicPr>
+                      <a:picLocks noChangeArrowheads="1" noChangeAspect="1"/>
+                    </pic:cNvPicPr>
+                  </pic:nvPicPr>
+                  <pic:blipFill>
+                    <a:blip r:embed="rId28"/>
+                    <a:stretch>
+                      <a:fillRect/>
+                    </a:stretch>
+                  </pic:blipFill>
+                  <pic:spPr bwMode="auto">
+                    <a:xfrm>
+                      <a:off x="0" y="0"/>
+                      <a:ext cx="5334000" cy="2042531"/>
+                    </a:xfrm>
+                    <a:prstGeom prst="rect">
+                      <a:avLst/>
+                    </a:prstGeom>
+                    <a:noFill/>
+                    <a:ln w="9525">
+                      <a:noFill/>
+                      <a:headEnd/>
+                      <a:tailEnd/>
+                    </a:ln>
+                  </pic:spPr>
+                </pic:pic>
+              </a:graphicData>
+            </a:graphic>
+          </wp:inline>
+        </w:drawing>
+      </w:r>
+    </w:p>
+    <w:p>
+      <w:pPr>
+        <w:pStyle w:val="ImageCaption"/>
+      </w:pPr>
+      <w:r>
+        <w:rPr>
+          <w:rFonts w:hint="eastAsia"/>
+        </w:rPr>
+        <w:t xml:space="preserve">图4</w:t>
+      </w:r>
+      <w:r>
+        <w:t xml:space="preserve"> </w:t>
+      </w:r>
+      <w:r>
+        <w:rPr>
+          <w:rFonts w:hint="eastAsia"/>
+        </w:rPr>
+        <w:t xml:space="preserve">情况1控制示意图</w:t>
+      </w:r>
+    </w:p>
+    <w:p>
+      <w:pPr>
+        <w:pStyle w:val="BodyText"/>
+      </w:pPr>
       <m:oMath>
         <m:r>
           <m:rPr>
@@ -6103,7 +6409,85 @@
         <w:rPr>
           <w:rFonts w:hint="eastAsia"/>
         </w:rPr>
-        <w:t xml:space="preserve">图5展示了情况2中预测电流变化的示例。与情况1中介绍的电流变化类似，在情况2中也需要考虑</w:t>
+        <w:t xml:space="preserve">图5展示了情况2中预测电流变化的示例。</w:t>
+      </w:r>
+    </w:p>
+    <w:p>
+      <w:pPr>
+        <w:pStyle w:val="CaptionedFigure"/>
+      </w:pPr>
+      <w:r>
+        <w:drawing>
+          <wp:inline>
+            <wp:extent cx="5334000" cy="2380785"/>
+            <wp:effectExtent b="0" l="0" r="0" t="0"/>
+            <wp:docPr descr="图5 情况2控制示意图" title="" id="32" name="Picture"/>
+            <a:graphic>
+              <a:graphicData uri="http://schemas.openxmlformats.org/drawingml/2006/picture">
+                <pic:pic>
+                  <pic:nvPicPr>
+                    <pic:cNvPr descr="bldc-foc-simulation/fig5.gif" id="33" name="Picture"/>
+                    <pic:cNvPicPr>
+                      <a:picLocks noChangeArrowheads="1" noChangeAspect="1"/>
+                    </pic:cNvPicPr>
+                  </pic:nvPicPr>
+                  <pic:blipFill>
+                    <a:blip r:embed="rId31"/>
+                    <a:stretch>
+                      <a:fillRect/>
+                    </a:stretch>
+                  </pic:blipFill>
+                  <pic:spPr bwMode="auto">
+                    <a:xfrm>
+                      <a:off x="0" y="0"/>
+                      <a:ext cx="5334000" cy="2380785"/>
+                    </a:xfrm>
+                    <a:prstGeom prst="rect">
+                      <a:avLst/>
+                    </a:prstGeom>
+                    <a:noFill/>
+                    <a:ln w="9525">
+                      <a:noFill/>
+                      <a:headEnd/>
+                      <a:tailEnd/>
+                    </a:ln>
+                  </pic:spPr>
+                </pic:pic>
+              </a:graphicData>
+            </a:graphic>
+          </wp:inline>
+        </w:drawing>
+      </w:r>
+    </w:p>
+    <w:p>
+      <w:pPr>
+        <w:pStyle w:val="ImageCaption"/>
+      </w:pPr>
+      <w:r>
+        <w:rPr>
+          <w:rFonts w:hint="eastAsia"/>
+        </w:rPr>
+        <w:t xml:space="preserve">图5</w:t>
+      </w:r>
+      <w:r>
+        <w:t xml:space="preserve"> </w:t>
+      </w:r>
+      <w:r>
+        <w:rPr>
+          <w:rFonts w:hint="eastAsia"/>
+        </w:rPr>
+        <w:t xml:space="preserve">情况2控制示意图</w:t>
+      </w:r>
+    </w:p>
+    <w:p>
+      <w:pPr>
+        <w:pStyle w:val="BodyText"/>
+      </w:pPr>
+      <w:r>
+        <w:rPr>
+          <w:rFonts w:hint="eastAsia"/>
+        </w:rPr>
+        <w:t xml:space="preserve">与情况1中介绍的电流变化类似，在情况2中也需要考虑</w:t>
       </w:r>
       <m:oMath>
         <m:r>
@@ -6624,7 +7008,85 @@
         <w:rPr>
           <w:rFonts w:hint="eastAsia"/>
         </w:rPr>
-        <w:t xml:space="preserve">PMSM的电压等效电路如图6所示。从图6可以看出，旋转EMF</w:t>
+        <w:t xml:space="preserve">PMSM的电压等效电路如图6所示。</w:t>
+      </w:r>
+    </w:p>
+    <w:p>
+      <w:pPr>
+        <w:pStyle w:val="CaptionedFigure"/>
+      </w:pPr>
+      <w:r>
+        <w:drawing>
+          <wp:inline>
+            <wp:extent cx="5334000" cy="1209907"/>
+            <wp:effectExtent b="0" l="0" r="0" t="0"/>
+            <wp:docPr descr="图6 PMSM电压等效电路" title="" id="35" name="Picture"/>
+            <a:graphic>
+              <a:graphicData uri="http://schemas.openxmlformats.org/drawingml/2006/picture">
+                <pic:pic>
+                  <pic:nvPicPr>
+                    <pic:cNvPr descr="bldc-foc-simulation/fig6.gif" id="36" name="Picture"/>
+                    <pic:cNvPicPr>
+                      <a:picLocks noChangeArrowheads="1" noChangeAspect="1"/>
+                    </pic:cNvPicPr>
+                  </pic:nvPicPr>
+                  <pic:blipFill>
+                    <a:blip r:embed="rId34"/>
+                    <a:stretch>
+                      <a:fillRect/>
+                    </a:stretch>
+                  </pic:blipFill>
+                  <pic:spPr bwMode="auto">
+                    <a:xfrm>
+                      <a:off x="0" y="0"/>
+                      <a:ext cx="5334000" cy="1209907"/>
+                    </a:xfrm>
+                    <a:prstGeom prst="rect">
+                      <a:avLst/>
+                    </a:prstGeom>
+                    <a:noFill/>
+                    <a:ln w="9525">
+                      <a:noFill/>
+                      <a:headEnd/>
+                      <a:tailEnd/>
+                    </a:ln>
+                  </pic:spPr>
+                </pic:pic>
+              </a:graphicData>
+            </a:graphic>
+          </wp:inline>
+        </w:drawing>
+      </w:r>
+    </w:p>
+    <w:p>
+      <w:pPr>
+        <w:pStyle w:val="ImageCaption"/>
+      </w:pPr>
+      <w:r>
+        <w:rPr>
+          <w:rFonts w:hint="eastAsia"/>
+        </w:rPr>
+        <w:t xml:space="preserve">图6</w:t>
+      </w:r>
+      <w:r>
+        <w:t xml:space="preserve"> </w:t>
+      </w:r>
+      <w:r>
+        <w:rPr>
+          <w:rFonts w:hint="eastAsia"/>
+        </w:rPr>
+        <w:t xml:space="preserve">PMSM电压等效电路</w:t>
+      </w:r>
+    </w:p>
+    <w:p>
+      <w:pPr>
+        <w:pStyle w:val="BodyText"/>
+      </w:pPr>
+      <w:r>
+        <w:rPr>
+          <w:rFonts w:hint="eastAsia"/>
+        </w:rPr>
+        <w:t xml:space="preserve">从图6可以看出，旋转EMF</w:t>
       </w:r>
       <w:r>
         <w:t xml:space="preserve"> </w:t>
@@ -7476,8 +7938,75 @@
         <w:t xml:space="preserve">综上所述，第I~III部分与预测电流变化式(9)之间的关系如图7所示。</w:t>
       </w:r>
     </w:p>
-    <w:bookmarkEnd w:id="19"/>
-    <w:bookmarkStart w:id="22" w:name="平衡因子的设计"/>
+    <w:p>
+      <w:pPr>
+        <w:pStyle w:val="CaptionedFigure"/>
+      </w:pPr>
+      <w:r>
+        <w:drawing>
+          <wp:inline>
+            <wp:extent cx="5334000" cy="2094570"/>
+            <wp:effectExtent b="0" l="0" r="0" t="0"/>
+            <wp:docPr descr="图7 Part I-III与式(9)的关系" title="" id="38" name="Picture"/>
+            <a:graphic>
+              <a:graphicData uri="http://schemas.openxmlformats.org/drawingml/2006/picture">
+                <pic:pic>
+                  <pic:nvPicPr>
+                    <pic:cNvPr descr="bldc-foc-simulation/fig7.gif" id="39" name="Picture"/>
+                    <pic:cNvPicPr>
+                      <a:picLocks noChangeArrowheads="1" noChangeAspect="1"/>
+                    </pic:cNvPicPr>
+                  </pic:nvPicPr>
+                  <pic:blipFill>
+                    <a:blip r:embed="rId37"/>
+                    <a:stretch>
+                      <a:fillRect/>
+                    </a:stretch>
+                  </pic:blipFill>
+                  <pic:spPr bwMode="auto">
+                    <a:xfrm>
+                      <a:off x="0" y="0"/>
+                      <a:ext cx="5334000" cy="2094570"/>
+                    </a:xfrm>
+                    <a:prstGeom prst="rect">
+                      <a:avLst/>
+                    </a:prstGeom>
+                    <a:noFill/>
+                    <a:ln w="9525">
+                      <a:noFill/>
+                      <a:headEnd/>
+                      <a:tailEnd/>
+                    </a:ln>
+                  </pic:spPr>
+                </pic:pic>
+              </a:graphicData>
+            </a:graphic>
+          </wp:inline>
+        </w:drawing>
+      </w:r>
+    </w:p>
+    <w:p>
+      <w:pPr>
+        <w:pStyle w:val="ImageCaption"/>
+      </w:pPr>
+      <w:r>
+        <w:rPr>
+          <w:rFonts w:hint="eastAsia"/>
+        </w:rPr>
+        <w:t xml:space="preserve">图7</w:t>
+      </w:r>
+      <w:r>
+        <w:t xml:space="preserve"> Part </w:t>
+      </w:r>
+      <w:r>
+        <w:rPr>
+          <w:rFonts w:hint="eastAsia"/>
+        </w:rPr>
+        <w:t xml:space="preserve">I-III与式(9)的关系</w:t>
+      </w:r>
+    </w:p>
+    <w:bookmarkEnd w:id="40"/>
+    <w:bookmarkStart w:id="46" w:name="平衡因子的设计"/>
     <w:p>
       <w:pPr>
         <w:pStyle w:val="Heading3"/>
@@ -7492,7 +8021,7 @@
         <w:t xml:space="preserve">平衡因子的设计</w:t>
       </w:r>
     </w:p>
-    <w:bookmarkStart w:id="20" w:name="平衡因子beta的设计"/>
+    <w:bookmarkStart w:id="41" w:name="平衡因子beta的设计"/>
     <w:p>
       <w:pPr>
         <w:pStyle w:val="Heading4"/>
@@ -8689,8 +9218,8 @@
         </m:oMath>
       </m:oMathPara>
     </w:p>
-    <w:bookmarkEnd w:id="20"/>
-    <w:bookmarkStart w:id="21" w:name="平衡因子alpha的设计"/>
+    <w:bookmarkEnd w:id="41"/>
+    <w:bookmarkStart w:id="45" w:name="平衡因子alpha的设计"/>
     <w:p>
       <w:pPr>
         <w:pStyle w:val="Heading4"/>
@@ -13996,6 +14525,73 @@
           <w:rFonts w:hint="eastAsia"/>
         </w:rPr>
         <w:t xml:space="preserve">的获取原理图如图8所示。</w:t>
+      </w:r>
+    </w:p>
+    <w:p>
+      <w:pPr>
+        <w:pStyle w:val="CaptionedFigure"/>
+      </w:pPr>
+      <w:r>
+        <w:drawing>
+          <wp:inline>
+            <wp:extent cx="5334000" cy="3415060"/>
+            <wp:effectExtent b="0" l="0" r="0" t="0"/>
+            <wp:docPr descr="图8 M的获取原理图" title="" id="43" name="Picture"/>
+            <a:graphic>
+              <a:graphicData uri="http://schemas.openxmlformats.org/drawingml/2006/picture">
+                <pic:pic>
+                  <pic:nvPicPr>
+                    <pic:cNvPr descr="bldc-foc-simulation/fig8.gif" id="44" name="Picture"/>
+                    <pic:cNvPicPr>
+                      <a:picLocks noChangeArrowheads="1" noChangeAspect="1"/>
+                    </pic:cNvPicPr>
+                  </pic:nvPicPr>
+                  <pic:blipFill>
+                    <a:blip r:embed="rId42"/>
+                    <a:stretch>
+                      <a:fillRect/>
+                    </a:stretch>
+                  </pic:blipFill>
+                  <pic:spPr bwMode="auto">
+                    <a:xfrm>
+                      <a:off x="0" y="0"/>
+                      <a:ext cx="5334000" cy="3415060"/>
+                    </a:xfrm>
+                    <a:prstGeom prst="rect">
+                      <a:avLst/>
+                    </a:prstGeom>
+                    <a:noFill/>
+                    <a:ln w="9525">
+                      <a:noFill/>
+                      <a:headEnd/>
+                      <a:tailEnd/>
+                    </a:ln>
+                  </pic:spPr>
+                </pic:pic>
+              </a:graphicData>
+            </a:graphic>
+          </wp:inline>
+        </w:drawing>
+      </w:r>
+    </w:p>
+    <w:p>
+      <w:pPr>
+        <w:pStyle w:val="ImageCaption"/>
+      </w:pPr>
+      <w:r>
+        <w:rPr>
+          <w:rFonts w:hint="eastAsia"/>
+        </w:rPr>
+        <w:t xml:space="preserve">图8</w:t>
+      </w:r>
+      <w:r>
+        <w:t xml:space="preserve"> </w:t>
+      </w:r>
+      <w:r>
+        <w:rPr>
+          <w:rFonts w:hint="eastAsia"/>
+        </w:rPr>
+        <w:t xml:space="preserve">M的获取原理图</w:t>
       </w:r>
     </w:p>
     <w:p>
@@ -15224,9 +15820,9 @@
         </m:oMath>
       </m:oMathPara>
     </w:p>
-    <w:bookmarkEnd w:id="21"/>
-    <w:bookmarkEnd w:id="22"/>
-    <w:bookmarkStart w:id="23" w:name="一步延迟补偿"/>
+    <w:bookmarkEnd w:id="45"/>
+    <w:bookmarkEnd w:id="46"/>
+    <w:bookmarkStart w:id="47" w:name="一步延迟补偿"/>
     <w:p>
       <w:pPr>
         <w:pStyle w:val="Heading3"/>
@@ -16372,9 +16968,9 @@
         </w:pict>
       </w:r>
     </w:p>
-    <w:bookmarkEnd w:id="23"/>
-    <w:bookmarkEnd w:id="24"/>
-    <w:bookmarkStart w:id="30" w:name="实验结果"/>
+    <w:bookmarkEnd w:id="47"/>
+    <w:bookmarkEnd w:id="48"/>
+    <w:bookmarkStart w:id="81" w:name="实验结果"/>
     <w:p>
       <w:pPr>
         <w:pStyle w:val="Heading2"/>
@@ -16409,7 +17005,7 @@
         <w:t xml:space="preserve">§IV的完整中文翻译）</w:t>
       </w:r>
     </w:p>
-    <w:bookmarkStart w:id="25" w:name="实验平台与spmsm参数"/>
+    <w:bookmarkStart w:id="52" w:name="实验平台与spmsm参数"/>
     <w:p>
       <w:pPr>
         <w:pStyle w:val="Heading3"/>
@@ -16432,7 +17028,85 @@
         <w:rPr>
           <w:rFonts w:hint="eastAsia"/>
         </w:rPr>
-        <w:t xml:space="preserve">本实验采用两电平电压源逆变器（2L-VSI）控制平台，控制芯片为TMS320F28335，如图9所示。从图9可以看出，实验平台主要包括示波器、隔离变压器、驱动电机、负载电机及其相应的控制单元。此外，实验中使用了名为Code</w:t>
+        <w:t xml:space="preserve">本实验采用两电平电压源逆变器（2L-VSI）控制平台，控制芯片为TMS320F28335，如图9所示。</w:t>
+      </w:r>
+    </w:p>
+    <w:p>
+      <w:pPr>
+        <w:pStyle w:val="CaptionedFigure"/>
+      </w:pPr>
+      <w:r>
+        <w:drawing>
+          <wp:inline>
+            <wp:extent cx="5334000" cy="2940204"/>
+            <wp:effectExtent b="0" l="0" r="0" t="0"/>
+            <wp:docPr descr="图9 实验平台照片" title="" id="50" name="Picture"/>
+            <a:graphic>
+              <a:graphicData uri="http://schemas.openxmlformats.org/drawingml/2006/picture">
+                <pic:pic>
+                  <pic:nvPicPr>
+                    <pic:cNvPr descr="bldc-foc-simulation/fig9.gif" id="51" name="Picture"/>
+                    <pic:cNvPicPr>
+                      <a:picLocks noChangeArrowheads="1" noChangeAspect="1"/>
+                    </pic:cNvPicPr>
+                  </pic:nvPicPr>
+                  <pic:blipFill>
+                    <a:blip r:embed="rId49"/>
+                    <a:stretch>
+                      <a:fillRect/>
+                    </a:stretch>
+                  </pic:blipFill>
+                  <pic:spPr bwMode="auto">
+                    <a:xfrm>
+                      <a:off x="0" y="0"/>
+                      <a:ext cx="5334000" cy="2940204"/>
+                    </a:xfrm>
+                    <a:prstGeom prst="rect">
+                      <a:avLst/>
+                    </a:prstGeom>
+                    <a:noFill/>
+                    <a:ln w="9525">
+                      <a:noFill/>
+                      <a:headEnd/>
+                      <a:tailEnd/>
+                    </a:ln>
+                  </pic:spPr>
+                </pic:pic>
+              </a:graphicData>
+            </a:graphic>
+          </wp:inline>
+        </w:drawing>
+      </w:r>
+    </w:p>
+    <w:p>
+      <w:pPr>
+        <w:pStyle w:val="ImageCaption"/>
+      </w:pPr>
+      <w:r>
+        <w:rPr>
+          <w:rFonts w:hint="eastAsia"/>
+        </w:rPr>
+        <w:t xml:space="preserve">图9</w:t>
+      </w:r>
+      <w:r>
+        <w:t xml:space="preserve"> </w:t>
+      </w:r>
+      <w:r>
+        <w:rPr>
+          <w:rFonts w:hint="eastAsia"/>
+        </w:rPr>
+        <w:t xml:space="preserve">实验平台照片</w:t>
+      </w:r>
+    </w:p>
+    <w:p>
+      <w:pPr>
+        <w:pStyle w:val="BodyText"/>
+      </w:pPr>
+      <w:r>
+        <w:rPr>
+          <w:rFonts w:hint="eastAsia"/>
+        </w:rPr>
+        <w:t xml:space="preserve">从图9可以看出，实验平台主要包括示波器、隔离变压器、驱动电机、负载电机及其相应的控制单元。此外，实验中使用了名为Code</w:t>
       </w:r>
       <w:r>
         <w:t xml:space="preserve"> Composer </w:t>
@@ -16458,8 +17132,8 @@
         <w:t xml:space="preserve"> kHz。</w:t>
       </w:r>
     </w:p>
-    <w:bookmarkEnd w:id="25"/>
-    <w:bookmarkStart w:id="26" w:name="启动初始设置"/>
+    <w:bookmarkEnd w:id="52"/>
+    <w:bookmarkStart w:id="53" w:name="启动初始设置"/>
     <w:p>
       <w:pPr>
         <w:pStyle w:val="Heading3"/>
@@ -16886,8 +17560,8 @@
         <w:t xml:space="preserve">上述平衡因子初始值可以确保SPMSM在MPF-MPCC模型下正常启动。</w:t>
       </w:r>
     </w:p>
-    <w:bookmarkEnd w:id="26"/>
-    <w:bookmarkStart w:id="29" w:name="实验结果与分析"/>
+    <w:bookmarkEnd w:id="53"/>
+    <w:bookmarkStart w:id="80" w:name="实验结果与分析"/>
     <w:p>
       <w:pPr>
         <w:pStyle w:val="Heading3"/>
@@ -16902,7 +17576,7 @@
         <w:t xml:space="preserve">实验结果与分析</w:t>
       </w:r>
     </w:p>
-    <w:bookmarkStart w:id="27" w:name="稳态性能"/>
+    <w:bookmarkStart w:id="72" w:name="稳态性能"/>
     <w:p>
       <w:pPr>
         <w:pStyle w:val="Heading4"/>
@@ -16944,6 +17618,73 @@
           <w:rFonts w:hint="eastAsia"/>
         </w:rPr>
         <w:t xml:space="preserve">N·m负载转矩运行时的稳态性能如图10所示。</w:t>
+      </w:r>
+    </w:p>
+    <w:p>
+      <w:pPr>
+        <w:pStyle w:val="CaptionedFigure"/>
+      </w:pPr>
+      <w:r>
+        <w:drawing>
+          <wp:inline>
+            <wp:extent cx="5334000" cy="5112834"/>
+            <wp:effectExtent b="0" l="0" r="0" t="0"/>
+            <wp:docPr descr="图10 1000 r/min、5 Nm负载转矩下的稳态性能" title="" id="55" name="Picture"/>
+            <a:graphic>
+              <a:graphicData uri="http://schemas.openxmlformats.org/drawingml/2006/picture">
+                <pic:pic>
+                  <pic:nvPicPr>
+                    <pic:cNvPr descr="bldc-foc-simulation/fig10.gif" id="56" name="Picture"/>
+                    <pic:cNvPicPr>
+                      <a:picLocks noChangeArrowheads="1" noChangeAspect="1"/>
+                    </pic:cNvPicPr>
+                  </pic:nvPicPr>
+                  <pic:blipFill>
+                    <a:blip r:embed="rId54"/>
+                    <a:stretch>
+                      <a:fillRect/>
+                    </a:stretch>
+                  </pic:blipFill>
+                  <pic:spPr bwMode="auto">
+                    <a:xfrm>
+                      <a:off x="0" y="0"/>
+                      <a:ext cx="5334000" cy="5112834"/>
+                    </a:xfrm>
+                    <a:prstGeom prst="rect">
+                      <a:avLst/>
+                    </a:prstGeom>
+                    <a:noFill/>
+                    <a:ln w="9525">
+                      <a:noFill/>
+                      <a:headEnd/>
+                      <a:tailEnd/>
+                    </a:ln>
+                  </pic:spPr>
+                </pic:pic>
+              </a:graphicData>
+            </a:graphic>
+          </wp:inline>
+        </w:drawing>
+      </w:r>
+    </w:p>
+    <w:p>
+      <w:pPr>
+        <w:pStyle w:val="ImageCaption"/>
+      </w:pPr>
+      <w:r>
+        <w:rPr>
+          <w:rFonts w:hint="eastAsia"/>
+        </w:rPr>
+        <w:t xml:space="preserve">图10</w:t>
+      </w:r>
+      <w:r>
+        <w:t xml:space="preserve"> 1000 r/min、5 </w:t>
+      </w:r>
+      <w:r>
+        <w:rPr>
+          <w:rFonts w:hint="eastAsia"/>
+        </w:rPr>
+        <w:t xml:space="preserve">Nm负载转矩下的稳态性能</w:t>
       </w:r>
     </w:p>
     <w:p>
@@ -17032,13 +17773,80 @@
     </w:p>
     <w:p>
       <w:pPr>
+        <w:pStyle w:val="CaptionedFigure"/>
+      </w:pPr>
+      <w:r>
+        <w:drawing>
+          <wp:inline>
+            <wp:extent cx="5334000" cy="9986027"/>
+            <wp:effectExtent b="0" l="0" r="0" t="0"/>
+            <wp:docPr descr="图11 不同转速下参数失配稳态性能" title="" id="58" name="Picture"/>
+            <a:graphic>
+              <a:graphicData uri="http://schemas.openxmlformats.org/drawingml/2006/picture">
+                <pic:pic>
+                  <pic:nvPicPr>
+                    <pic:cNvPr descr="bldc-foc-simulation/fig11.gif" id="59" name="Picture"/>
+                    <pic:cNvPicPr>
+                      <a:picLocks noChangeArrowheads="1" noChangeAspect="1"/>
+                    </pic:cNvPicPr>
+                  </pic:nvPicPr>
+                  <pic:blipFill>
+                    <a:blip r:embed="rId57"/>
+                    <a:stretch>
+                      <a:fillRect/>
+                    </a:stretch>
+                  </pic:blipFill>
+                  <pic:spPr bwMode="auto">
+                    <a:xfrm>
+                      <a:off x="0" y="0"/>
+                      <a:ext cx="5334000" cy="9986027"/>
+                    </a:xfrm>
+                    <a:prstGeom prst="rect">
+                      <a:avLst/>
+                    </a:prstGeom>
+                    <a:noFill/>
+                    <a:ln w="9525">
+                      <a:noFill/>
+                      <a:headEnd/>
+                      <a:tailEnd/>
+                    </a:ln>
+                  </pic:spPr>
+                </pic:pic>
+              </a:graphicData>
+            </a:graphic>
+          </wp:inline>
+        </w:drawing>
+      </w:r>
+    </w:p>
+    <w:p>
+      <w:pPr>
+        <w:pStyle w:val="ImageCaption"/>
+      </w:pPr>
+      <w:r>
+        <w:rPr>
+          <w:rFonts w:hint="eastAsia"/>
+        </w:rPr>
+        <w:t xml:space="preserve">图11</w:t>
+      </w:r>
+      <w:r>
+        <w:t xml:space="preserve"> </w:t>
+      </w:r>
+      <w:r>
+        <w:rPr>
+          <w:rFonts w:hint="eastAsia"/>
+        </w:rPr>
+        <w:t xml:space="preserve">不同转速下参数失配稳态性能</w:t>
+      </w:r>
+    </w:p>
+    <w:p>
+      <w:pPr>
         <w:pStyle w:val="BodyText"/>
       </w:pPr>
       <w:r>
         <w:rPr>
           <w:rFonts w:hint="eastAsia"/>
         </w:rPr>
-        <w:t xml:space="preserve">从图11可以看出，在参数失配情况下，传统MPCC方法的相电流波形恶化，而MPF-MPCC方法具有良好的抗参数失配能力。此外，不同转速下的电流THD对比如图12所示。从图12可以观察到，在参数失配情况下，MPF-MPCC方法的电流THD低于传统MPCC方法。</w:t>
+        <w:t xml:space="preserve">从图11可以看出，在参数失配情况下，传统MPCC方法的相电流波形恶化，而MPF-MPCC方法具有良好的抗参数失配能力。此外，不同转速下的电流THD对比如图12所示。</w:t>
       </w:r>
     </w:p>
     <w:p>
@@ -17046,10 +17854,52 @@
         <w:pStyle w:val="BodyText"/>
       </w:pPr>
       <w:r>
-        <w:rPr>
-          <w:rFonts w:hint="eastAsia"/>
-        </w:rPr>
-        <w:t xml:space="preserve">另外，从图11可以看出，随着转速的增加，传统MPCC方法在参数失配情况下的q轴电流静差逐渐增大，而MPF-MPCC方法能够很好地减小q轴电流静差。此外，两种方法在不同转速下的q轴电流静差结果如图13所示，从中可以观察到MPF-MPCC方法的q轴电流静差低于传统MPCC方法。</w:t>
+        <w:drawing>
+          <wp:inline>
+            <wp:extent cx="5334000" cy="3193895"/>
+            <wp:effectExtent b="0" l="0" r="0" t="0"/>
+            <wp:docPr descr="图12 不同转速下相电流THD柱状图" title="" id="61" name="Picture"/>
+            <a:graphic>
+              <a:graphicData uri="http://schemas.openxmlformats.org/drawingml/2006/picture">
+                <pic:pic>
+                  <pic:nvPicPr>
+                    <pic:cNvPr descr="bldc-foc-simulation/fig12.gif" id="62" name="Picture"/>
+                    <pic:cNvPicPr>
+                      <a:picLocks noChangeArrowheads="1" noChangeAspect="1"/>
+                    </pic:cNvPicPr>
+                  </pic:nvPicPr>
+                  <pic:blipFill>
+                    <a:blip r:embed="rId60"/>
+                    <a:stretch>
+                      <a:fillRect/>
+                    </a:stretch>
+                  </pic:blipFill>
+                  <pic:spPr bwMode="auto">
+                    <a:xfrm>
+                      <a:off x="0" y="0"/>
+                      <a:ext cx="5334000" cy="3193895"/>
+                    </a:xfrm>
+                    <a:prstGeom prst="rect">
+                      <a:avLst/>
+                    </a:prstGeom>
+                    <a:noFill/>
+                    <a:ln w="9525">
+                      <a:noFill/>
+                      <a:headEnd/>
+                      <a:tailEnd/>
+                    </a:ln>
+                  </pic:spPr>
+                </pic:pic>
+              </a:graphicData>
+            </a:graphic>
+          </wp:inline>
+        </w:drawing>
+      </w:r>
+      <w:r>
+        <w:rPr>
+          <w:rFonts w:hint="eastAsia"/>
+        </w:rPr>
+        <w:t xml:space="preserve">从图12可以观察到，在参数失配情况下，MPF-MPCC方法的电流THD低于传统MPCC方法。</w:t>
       </w:r>
     </w:p>
     <w:p>
@@ -17060,11 +17910,209 @@
         <w:rPr>
           <w:rFonts w:hint="eastAsia"/>
         </w:rPr>
+        <w:t xml:space="preserve">另外，从图11可以看出，随着转速的增加，传统MPCC方法在参数失配情况下的q轴电流静差逐渐增大，而MPF-MPCC方法能够很好地减小q轴电流静差。此外，两种方法在不同转速下的q轴电流静差结果如图13所示。</w:t>
+      </w:r>
+    </w:p>
+    <w:p>
+      <w:pPr>
+        <w:pStyle w:val="BodyText"/>
+      </w:pPr>
+      <w:r>
+        <w:drawing>
+          <wp:inline>
+            <wp:extent cx="5334000" cy="3096321"/>
+            <wp:effectExtent b="0" l="0" r="0" t="0"/>
+            <wp:docPr descr="图13 不同转速下q轴电流静差折线图" title="" id="64" name="Picture"/>
+            <a:graphic>
+              <a:graphicData uri="http://schemas.openxmlformats.org/drawingml/2006/picture">
+                <pic:pic>
+                  <pic:nvPicPr>
+                    <pic:cNvPr descr="bldc-foc-simulation/fig13.gif" id="65" name="Picture"/>
+                    <pic:cNvPicPr>
+                      <a:picLocks noChangeArrowheads="1" noChangeAspect="1"/>
+                    </pic:cNvPicPr>
+                  </pic:nvPicPr>
+                  <pic:blipFill>
+                    <a:blip r:embed="rId63"/>
+                    <a:stretch>
+                      <a:fillRect/>
+                    </a:stretch>
+                  </pic:blipFill>
+                  <pic:spPr bwMode="auto">
+                    <a:xfrm>
+                      <a:off x="0" y="0"/>
+                      <a:ext cx="5334000" cy="3096321"/>
+                    </a:xfrm>
+                    <a:prstGeom prst="rect">
+                      <a:avLst/>
+                    </a:prstGeom>
+                    <a:noFill/>
+                    <a:ln w="9525">
+                      <a:noFill/>
+                      <a:headEnd/>
+                      <a:tailEnd/>
+                    </a:ln>
+                  </pic:spPr>
+                </pic:pic>
+              </a:graphicData>
+            </a:graphic>
+          </wp:inline>
+        </w:drawing>
+      </w:r>
+      <w:r>
+        <w:rPr>
+          <w:rFonts w:hint="eastAsia"/>
+        </w:rPr>
+        <w:t xml:space="preserve">，从中可以观察到MPF-MPCC方法的q轴电流静差低于传统MPCC方法。</w:t>
+      </w:r>
+    </w:p>
+    <w:p>
+      <w:pPr>
+        <w:pStyle w:val="BodyText"/>
+      </w:pPr>
+      <w:r>
+        <w:rPr>
+          <w:rFonts w:hint="eastAsia"/>
+        </w:rPr>
         <w:t xml:space="preserve">此外，在参数失配情况下，两种方法在不同负载转矩下的电流波形和THD对比如图14和图15所示。</w:t>
       </w:r>
     </w:p>
     <w:p>
       <w:pPr>
+        <w:pStyle w:val="CaptionedFigure"/>
+      </w:pPr>
+      <w:r>
+        <w:drawing>
+          <wp:inline>
+            <wp:extent cx="5334000" cy="9986027"/>
+            <wp:effectExtent b="0" l="0" r="0" t="0"/>
+            <wp:docPr descr="图14 不同负载转矩下稳态性能" title="" id="67" name="Picture"/>
+            <a:graphic>
+              <a:graphicData uri="http://schemas.openxmlformats.org/drawingml/2006/picture">
+                <pic:pic>
+                  <pic:nvPicPr>
+                    <pic:cNvPr descr="bldc-foc-simulation/fig14.gif" id="68" name="Picture"/>
+                    <pic:cNvPicPr>
+                      <a:picLocks noChangeArrowheads="1" noChangeAspect="1"/>
+                    </pic:cNvPicPr>
+                  </pic:nvPicPr>
+                  <pic:blipFill>
+                    <a:blip r:embed="rId66"/>
+                    <a:stretch>
+                      <a:fillRect/>
+                    </a:stretch>
+                  </pic:blipFill>
+                  <pic:spPr bwMode="auto">
+                    <a:xfrm>
+                      <a:off x="0" y="0"/>
+                      <a:ext cx="5334000" cy="9986027"/>
+                    </a:xfrm>
+                    <a:prstGeom prst="rect">
+                      <a:avLst/>
+                    </a:prstGeom>
+                    <a:noFill/>
+                    <a:ln w="9525">
+                      <a:noFill/>
+                      <a:headEnd/>
+                      <a:tailEnd/>
+                    </a:ln>
+                  </pic:spPr>
+                </pic:pic>
+              </a:graphicData>
+            </a:graphic>
+          </wp:inline>
+        </w:drawing>
+      </w:r>
+    </w:p>
+    <w:p>
+      <w:pPr>
+        <w:pStyle w:val="ImageCaption"/>
+      </w:pPr>
+      <w:r>
+        <w:rPr>
+          <w:rFonts w:hint="eastAsia"/>
+        </w:rPr>
+        <w:t xml:space="preserve">图14</w:t>
+      </w:r>
+      <w:r>
+        <w:t xml:space="preserve"> </w:t>
+      </w:r>
+      <w:r>
+        <w:rPr>
+          <w:rFonts w:hint="eastAsia"/>
+        </w:rPr>
+        <w:t xml:space="preserve">不同负载转矩下稳态性能</w:t>
+      </w:r>
+    </w:p>
+    <w:p>
+      <w:pPr>
+        <w:pStyle w:val="CaptionedFigure"/>
+      </w:pPr>
+      <w:r>
+        <w:drawing>
+          <wp:inline>
+            <wp:extent cx="5334000" cy="4280209"/>
+            <wp:effectExtent b="0" l="0" r="0" t="0"/>
+            <wp:docPr descr="图15 不同负载转矩下相电流THD三维柱状图" title="" id="70" name="Picture"/>
+            <a:graphic>
+              <a:graphicData uri="http://schemas.openxmlformats.org/drawingml/2006/picture">
+                <pic:pic>
+                  <pic:nvPicPr>
+                    <pic:cNvPr descr="bldc-foc-simulation/fig15.gif" id="71" name="Picture"/>
+                    <pic:cNvPicPr>
+                      <a:picLocks noChangeArrowheads="1" noChangeAspect="1"/>
+                    </pic:cNvPicPr>
+                  </pic:nvPicPr>
+                  <pic:blipFill>
+                    <a:blip r:embed="rId69"/>
+                    <a:stretch>
+                      <a:fillRect/>
+                    </a:stretch>
+                  </pic:blipFill>
+                  <pic:spPr bwMode="auto">
+                    <a:xfrm>
+                      <a:off x="0" y="0"/>
+                      <a:ext cx="5334000" cy="4280209"/>
+                    </a:xfrm>
+                    <a:prstGeom prst="rect">
+                      <a:avLst/>
+                    </a:prstGeom>
+                    <a:noFill/>
+                    <a:ln w="9525">
+                      <a:noFill/>
+                      <a:headEnd/>
+                      <a:tailEnd/>
+                    </a:ln>
+                  </pic:spPr>
+                </pic:pic>
+              </a:graphicData>
+            </a:graphic>
+          </wp:inline>
+        </w:drawing>
+      </w:r>
+    </w:p>
+    <w:p>
+      <w:pPr>
+        <w:pStyle w:val="ImageCaption"/>
+      </w:pPr>
+      <w:r>
+        <w:rPr>
+          <w:rFonts w:hint="eastAsia"/>
+        </w:rPr>
+        <w:t xml:space="preserve">图15</w:t>
+      </w:r>
+      <w:r>
+        <w:t xml:space="preserve"> </w:t>
+      </w:r>
+      <w:r>
+        <w:rPr>
+          <w:rFonts w:hint="eastAsia"/>
+        </w:rPr>
+        <w:t xml:space="preserve">不同负载转矩下相电流THD三维柱状图</w:t>
+      </w:r>
+    </w:p>
+    <w:p>
+      <w:pPr>
         <w:pStyle w:val="BodyText"/>
       </w:pPr>
       <w:r>
@@ -17085,8 +18133,8 @@
         <w:t xml:space="preserve">综上所述，MPF-MPCC方法具有良好的抗参数失配能力，即MPF-MPCC方法具有良好的稳态特性。</w:t>
       </w:r>
     </w:p>
-    <w:bookmarkEnd w:id="27"/>
-    <w:bookmarkStart w:id="28" w:name="动态性能"/>
+    <w:bookmarkEnd w:id="72"/>
+    <w:bookmarkStart w:id="79" w:name="动态性能"/>
     <w:p>
       <w:pPr>
         <w:pStyle w:val="Heading4"/>
@@ -17194,6 +18242,73 @@
     </w:p>
     <w:p>
       <w:pPr>
+        <w:pStyle w:val="CaptionedFigure"/>
+      </w:pPr>
+      <w:r>
+        <w:drawing>
+          <wp:inline>
+            <wp:extent cx="5334000" cy="7580381"/>
+            <wp:effectExtent b="0" l="0" r="0" t="0"/>
+            <wp:docPr descr="图16 负载转矩突变时的动态性能" title="" id="74" name="Picture"/>
+            <a:graphic>
+              <a:graphicData uri="http://schemas.openxmlformats.org/drawingml/2006/picture">
+                <pic:pic>
+                  <pic:nvPicPr>
+                    <pic:cNvPr descr="bldc-foc-simulation/fig16.gif" id="75" name="Picture"/>
+                    <pic:cNvPicPr>
+                      <a:picLocks noChangeArrowheads="1" noChangeAspect="1"/>
+                    </pic:cNvPicPr>
+                  </pic:nvPicPr>
+                  <pic:blipFill>
+                    <a:blip r:embed="rId73"/>
+                    <a:stretch>
+                      <a:fillRect/>
+                    </a:stretch>
+                  </pic:blipFill>
+                  <pic:spPr bwMode="auto">
+                    <a:xfrm>
+                      <a:off x="0" y="0"/>
+                      <a:ext cx="5334000" cy="7580381"/>
+                    </a:xfrm>
+                    <a:prstGeom prst="rect">
+                      <a:avLst/>
+                    </a:prstGeom>
+                    <a:noFill/>
+                    <a:ln w="9525">
+                      <a:noFill/>
+                      <a:headEnd/>
+                      <a:tailEnd/>
+                    </a:ln>
+                  </pic:spPr>
+                </pic:pic>
+              </a:graphicData>
+            </a:graphic>
+          </wp:inline>
+        </w:drawing>
+      </w:r>
+    </w:p>
+    <w:p>
+      <w:pPr>
+        <w:pStyle w:val="ImageCaption"/>
+      </w:pPr>
+      <w:r>
+        <w:rPr>
+          <w:rFonts w:hint="eastAsia"/>
+        </w:rPr>
+        <w:t xml:space="preserve">图16</w:t>
+      </w:r>
+      <w:r>
+        <w:t xml:space="preserve"> </w:t>
+      </w:r>
+      <w:r>
+        <w:rPr>
+          <w:rFonts w:hint="eastAsia"/>
+        </w:rPr>
+        <w:t xml:space="preserve">负载转矩突变时的动态性能</w:t>
+      </w:r>
+    </w:p>
+    <w:p>
+      <w:pPr>
         <w:pStyle w:val="BodyText"/>
       </w:pPr>
       <w:r>
@@ -17239,6 +18354,73 @@
           <w:rFonts w:hint="eastAsia"/>
         </w:rPr>
         <w:t xml:space="preserve">r/min时的动态性能如图17所示。</w:t>
+      </w:r>
+    </w:p>
+    <w:p>
+      <w:pPr>
+        <w:pStyle w:val="CaptionedFigure"/>
+      </w:pPr>
+      <w:r>
+        <w:drawing>
+          <wp:inline>
+            <wp:extent cx="5334000" cy="7755106"/>
+            <wp:effectExtent b="0" l="0" r="0" t="0"/>
+            <wp:docPr descr="图17 转速突变时的动态性能" title="" id="77" name="Picture"/>
+            <a:graphic>
+              <a:graphicData uri="http://schemas.openxmlformats.org/drawingml/2006/picture">
+                <pic:pic>
+                  <pic:nvPicPr>
+                    <pic:cNvPr descr="bldc-foc-simulation/fig17.gif" id="78" name="Picture"/>
+                    <pic:cNvPicPr>
+                      <a:picLocks noChangeArrowheads="1" noChangeAspect="1"/>
+                    </pic:cNvPicPr>
+                  </pic:nvPicPr>
+                  <pic:blipFill>
+                    <a:blip r:embed="rId76"/>
+                    <a:stretch>
+                      <a:fillRect/>
+                    </a:stretch>
+                  </pic:blipFill>
+                  <pic:spPr bwMode="auto">
+                    <a:xfrm>
+                      <a:off x="0" y="0"/>
+                      <a:ext cx="5334000" cy="7755106"/>
+                    </a:xfrm>
+                    <a:prstGeom prst="rect">
+                      <a:avLst/>
+                    </a:prstGeom>
+                    <a:noFill/>
+                    <a:ln w="9525">
+                      <a:noFill/>
+                      <a:headEnd/>
+                      <a:tailEnd/>
+                    </a:ln>
+                  </pic:spPr>
+                </pic:pic>
+              </a:graphicData>
+            </a:graphic>
+          </wp:inline>
+        </w:drawing>
+      </w:r>
+    </w:p>
+    <w:p>
+      <w:pPr>
+        <w:pStyle w:val="ImageCaption"/>
+      </w:pPr>
+      <w:r>
+        <w:rPr>
+          <w:rFonts w:hint="eastAsia"/>
+        </w:rPr>
+        <w:t xml:space="preserve">图17</w:t>
+      </w:r>
+      <w:r>
+        <w:t xml:space="preserve"> </w:t>
+      </w:r>
+      <w:r>
+        <w:rPr>
+          <w:rFonts w:hint="eastAsia"/>
+        </w:rPr>
+        <w:t xml:space="preserve">转速突变时的动态性能</w:t>
       </w:r>
     </w:p>
     <w:p>
@@ -17270,10 +18452,10 @@
         </w:pict>
       </w:r>
     </w:p>
-    <w:bookmarkEnd w:id="28"/>
-    <w:bookmarkEnd w:id="29"/>
-    <w:bookmarkEnd w:id="30"/>
-    <w:bookmarkStart w:id="31" w:name="结论"/>
+    <w:bookmarkEnd w:id="79"/>
+    <w:bookmarkEnd w:id="80"/>
+    <w:bookmarkEnd w:id="81"/>
+    <w:bookmarkStart w:id="82" w:name="结论"/>
     <w:p>
       <w:pPr>
         <w:pStyle w:val="Heading2"/>
@@ -17359,8 +18541,8 @@
         </w:pict>
       </w:r>
     </w:p>
-    <w:bookmarkEnd w:id="31"/>
-    <w:bookmarkStart w:id="32" w:name="参考文献"/>
+    <w:bookmarkEnd w:id="82"/>
+    <w:bookmarkStart w:id="83" w:name="参考文献"/>
     <w:p>
       <w:pPr>
         <w:pStyle w:val="Heading2"/>
@@ -18276,9 +19458,9 @@
         </w:pict>
       </w:r>
     </w:p>
-    <w:bookmarkEnd w:id="32"/>
-    <w:bookmarkEnd w:id="33"/>
-    <w:bookmarkStart w:id="53" w:name="补充部分仿真复现与分析"/>
+    <w:bookmarkEnd w:id="83"/>
+    <w:bookmarkEnd w:id="84"/>
+    <w:bookmarkStart w:id="104" w:name="补充部分仿真复现与分析"/>
     <w:p>
       <w:pPr>
         <w:pStyle w:val="Heading1"/>
@@ -18301,7 +19483,7 @@
         <w:t xml:space="preserve">基于参考论文[1]提出的MPF-MPCC方法，本文在Python环境下搭建了BLDC电机的FOC仿真平台，对PI-FOC、传统FCS-MPCC和MPF-MPCC三种控制方法进行了对比验证。</w:t>
       </w:r>
     </w:p>
-    <w:bookmarkStart w:id="34" w:name="仿真平台与参数"/>
+    <w:bookmarkStart w:id="85" w:name="仿真平台与参数"/>
     <w:p>
       <w:pPr>
         <w:pStyle w:val="Heading2"/>
@@ -18716,8 +19898,8 @@
         <w:t xml:space="preserve">N·m恒定负载下进行。</w:t>
       </w:r>
     </w:p>
-    <w:bookmarkEnd w:id="34"/>
-    <w:bookmarkStart w:id="38" w:name="s1-标称参数下的性能对比"/>
+    <w:bookmarkEnd w:id="85"/>
+    <w:bookmarkStart w:id="89" w:name="s1-标称参数下的性能对比"/>
     <w:p>
       <w:pPr>
         <w:pStyle w:val="Heading2"/>
@@ -18788,18 +19970,18 @@
           <wp:inline>
             <wp:extent cx="5334000" cy="3333750"/>
             <wp:effectExtent b="0" l="0" r="0" t="0"/>
-            <wp:docPr descr="图S1 标称参数下三种控制方法对比" title="" id="36" name="Picture"/>
+            <wp:docPr descr="图S1 标称参数下三种控制方法对比" title="" id="87" name="Picture"/>
             <a:graphic>
               <a:graphicData uri="http://schemas.openxmlformats.org/drawingml/2006/picture">
                 <pic:pic>
                   <pic:nvPicPr>
-                    <pic:cNvPr descr="bldc-foc-simulation/fig_exp1.png" id="37" name="Picture"/>
+                    <pic:cNvPr descr="bldc-foc-simulation/fig_exp1.png" id="88" name="Picture"/>
                     <pic:cNvPicPr>
                       <a:picLocks noChangeArrowheads="1" noChangeAspect="1"/>
                     </pic:cNvPicPr>
                   </pic:nvPicPr>
                   <pic:blipFill>
-                    <a:blip r:embed="rId35"/>
+                    <a:blip r:embed="rId86"/>
                     <a:stretch>
                       <a:fillRect/>
                     </a:stretch>
@@ -18857,8 +20039,8 @@
         <w:t xml:space="preserve">从图S1可以看出，PI-FOC由于采用SVPWM连续调制，转速响应平滑、超调小、稳态精度高，dq轴电流纹波最小，是三种方法中综合性能最优的控制方案。传统FCS-MPCC虽然由于有限开关状态（仅8个）导致电流存在一定纹波，但转速跟踪良好，id保持在零附近。MPF-MPCC的转速响应与传统FCS-MPCC基本相当，能够稳定跟踪转速指令，id也能维持在零附近，但其电流纹波在三种方法中相对最大。这是FCS类方法固有的特性——仅依赖8个离散开关状态，缺乏连续调制能力。</w:t>
       </w:r>
     </w:p>
-    <w:bookmarkEnd w:id="38"/>
-    <w:bookmarkStart w:id="42" w:name="s2-参数失配下的鲁棒性验证"/>
+    <w:bookmarkEnd w:id="89"/>
+    <w:bookmarkStart w:id="93" w:name="s2-参数失配下的鲁棒性验证"/>
     <w:p>
       <w:pPr>
         <w:pStyle w:val="Heading2"/>
@@ -18893,18 +20075,18 @@
           <wp:inline>
             <wp:extent cx="5334000" cy="3333750"/>
             <wp:effectExtent b="0" l="0" r="0" t="0"/>
-            <wp:docPr descr="图S2 参数失配下三种控制方法对比" title="" id="40" name="Picture"/>
+            <wp:docPr descr="图S2 参数失配下三种控制方法对比" title="" id="91" name="Picture"/>
             <a:graphic>
               <a:graphicData uri="http://schemas.openxmlformats.org/drawingml/2006/picture">
                 <pic:pic>
                   <pic:nvPicPr>
-                    <pic:cNvPr descr="bldc-foc-simulation/fig_exp2.png" id="41" name="Picture"/>
+                    <pic:cNvPr descr="bldc-foc-simulation/fig_exp2.png" id="92" name="Picture"/>
                     <pic:cNvPicPr>
                       <a:picLocks noChangeArrowheads="1" noChangeAspect="1"/>
                     </pic:cNvPicPr>
                   </pic:nvPicPr>
                   <pic:blipFill>
-                    <a:blip r:embed="rId39"/>
+                    <a:blip r:embed="rId90"/>
                     <a:stretch>
                       <a:fillRect/>
                     </a:stretch>
@@ -18971,8 +20153,8 @@
         <w:t xml:space="preserve">r/min阶跃处出现较明显的振荡，超调增大，稳定时间变长；id电流的纹波幅度增大，偏离零值的程度加剧。相比之下，MPF-MPCC在参数失配下的转速响应和电流波形与标称参数下基本一致，几乎未受参数变化的影响。</w:t>
       </w:r>
     </w:p>
-    <w:bookmarkEnd w:id="42"/>
-    <w:bookmarkStart w:id="46" w:name="s3-动态响应细节对比"/>
+    <w:bookmarkEnd w:id="93"/>
+    <w:bookmarkStart w:id="97" w:name="s3-动态响应细节对比"/>
     <w:p>
       <w:pPr>
         <w:pStyle w:val="Heading2"/>
@@ -19052,18 +20234,18 @@
           <wp:inline>
             <wp:extent cx="5334000" cy="6000750"/>
             <wp:effectExtent b="0" l="0" r="0" t="0"/>
-            <wp:docPr descr="图S3 动态响应细节对比（5面板）" title="" id="44" name="Picture"/>
+            <wp:docPr descr="图S3 动态响应细节对比（5面板）" title="" id="95" name="Picture"/>
             <a:graphic>
               <a:graphicData uri="http://schemas.openxmlformats.org/drawingml/2006/picture">
                 <pic:pic>
                   <pic:nvPicPr>
-                    <pic:cNvPr descr="bldc-foc-simulation/fig_github.png" id="45" name="Picture"/>
+                    <pic:cNvPr descr="bldc-foc-simulation/fig_github.png" id="96" name="Picture"/>
                     <pic:cNvPicPr>
                       <a:picLocks noChangeArrowheads="1" noChangeAspect="1"/>
                     </pic:cNvPicPr>
                   </pic:nvPicPr>
                   <pic:blipFill>
-                    <a:blip r:embed="rId43"/>
+                    <a:blip r:embed="rId94"/>
                     <a:stretch>
                       <a:fillRect/>
                     </a:stretch>
@@ -19121,8 +20303,8 @@
         <w:t xml:space="preserve">从图S3可以看出，PI-FOC在五类波形上均表现出最优的平滑性：转速响应快速且无振荡，d轴电流紧贴零值，三相电流正弦度最好，电磁转矩平稳，电压输出连续。两种FCS类方法的转矩和电流均存在明显的高频纹波，这是有限开关状态导致的固有现象。在负载突增时，三种方法的转速均有短暂跌落但迅速恢复，表明三者均具备良好的抗扰能力。</w:t>
       </w:r>
     </w:p>
-    <w:bookmarkEnd w:id="46"/>
-    <w:bookmarkStart w:id="50" w:name="s4-定量性能指标分析"/>
+    <w:bookmarkEnd w:id="97"/>
+    <w:bookmarkStart w:id="101" w:name="s4-定量性能指标分析"/>
     <w:p>
       <w:pPr>
         <w:pStyle w:val="Heading2"/>
@@ -19157,18 +20339,18 @@
           <wp:inline>
             <wp:extent cx="5334000" cy="1714500"/>
             <wp:effectExtent b="0" l="0" r="0" t="0"/>
-            <wp:docPr descr="图S4 性能指标对比柱状图" title="" id="48" name="Picture"/>
+            <wp:docPr descr="图S4 性能指标对比柱状图" title="" id="99" name="Picture"/>
             <a:graphic>
               <a:graphicData uri="http://schemas.openxmlformats.org/drawingml/2006/picture">
                 <pic:pic>
                   <pic:nvPicPr>
-                    <pic:cNvPr descr="bldc-foc-simulation/fig_metrics.png" id="49" name="Picture"/>
+                    <pic:cNvPr descr="bldc-foc-simulation/fig_metrics.png" id="100" name="Picture"/>
                     <pic:cNvPicPr>
                       <a:picLocks noChangeArrowheads="1" noChangeAspect="1"/>
                     </pic:cNvPicPr>
                   </pic:nvPicPr>
                   <pic:blipFill>
-                    <a:blip r:embed="rId47"/>
+                    <a:blip r:embed="rId98"/>
                     <a:stretch>
                       <a:fillRect/>
                     </a:stretch>
@@ -19298,8 +20480,8 @@
         <w:t xml:space="preserve">A，THD为33.2%，与传统FCS-MPCC在同一量级，表明其无参数特性使它在参数变化时不会出现额外的性能退化。</w:t>
       </w:r>
     </w:p>
-    <w:bookmarkEnd w:id="50"/>
-    <w:bookmarkStart w:id="51" w:name="s5-综合分析"/>
+    <w:bookmarkEnd w:id="101"/>
+    <w:bookmarkStart w:id="102" w:name="s5-综合分析"/>
     <w:p>
       <w:pPr>
         <w:pStyle w:val="Heading2"/>
@@ -19325,8 +20507,8 @@
         <w:t xml:space="preserve">综合以上仿真结果，三种控制方法各有优劣。PI-FOC在电流质量和稳态精度方面表现最优，但其性能依赖于电机参数的准确性，参数偏差时id控制精度下降，且PI参数的整定需要一定的经验。传统FCS-MPCC继承了MPC动态响应快的优点，但其预测模型高度依赖R、L、ψf的精度，参数失配时预测偏差放大，表现为电流谐波增加。MPF-MPCC的核心优势在于完全消除了对电机参数的依赖，其控制性能在参数变化时保持一致，但相应地，其标称参数下的电流纹波大于传统FCS-MPCC，这是不使用精确电机模型所付出的代价。因此，MPF-MPCC适用于对参数鲁棒性要求较高的应用场景。</w:t>
       </w:r>
     </w:p>
-    <w:bookmarkEnd w:id="51"/>
-    <w:bookmarkStart w:id="52" w:name="附录仿真代码"/>
+    <w:bookmarkEnd w:id="102"/>
+    <w:bookmarkStart w:id="103" w:name="附录仿真代码"/>
     <w:p>
       <w:pPr>
         <w:pStyle w:val="Heading2"/>
@@ -19367,8 +20549,8 @@
         <w:t xml:space="preserve">目录下的控制器和电机模型代码。）</w:t>
       </w:r>
     </w:p>
-    <w:bookmarkEnd w:id="52"/>
-    <w:bookmarkEnd w:id="53"/>
+    <w:bookmarkEnd w:id="103"/>
+    <w:bookmarkEnd w:id="104"/>
     <w:sectPr>
       <w:footnotePr>
         <w:numRestart w:val="eachSect"/>
